--- a/MDPM 883/Milestone 2/Meeting Summaries/Working_Session_1_Summary_2026-10-19.docx
+++ b/MDPM 883/Milestone 2/Meeting Summaries/Working_Session_1_Summary_2026-10-19.docx
@@ -731,7 +731,7 @@
                 <w:sz w:val="19"/>
                 <w:szCs w:val="19"/>
               </w:rPr>
-              <w:t xml:space="preserve">Anne-Marie Lampow did not take part. Mmenyene recalled a team-chat message in which she said she would not attend; she had earlier said she would be away on Monday. Her methodology section was therefore reviewed without her.</w:t>
+              <w:t xml:space="preserve">Anne-Marie Lampow did not take part. Mmenyene recalled a team-chat message saying Anne-Marie would not attend, and an earlier notice of being away on Monday. The methodology section Anne-Marie owns was therefore reviewed in Anne-Marie’s absence.</w:t>
             </w:r>
           </w:p>
         </w:tc>
@@ -1123,7 +1123,7 @@
           <w:sz w:val="20"/>
           <w:szCs w:val="20"/>
         </w:rPr>
-        <w:t xml:space="preserve">Adekunle Adeniji summarised his draft, a translation of the prototype: the dashboard, the four-step create-order flow (request type, details, attachments, review and submit), save draft, lead times by furniture type, and the second journey.</w:t>
+        <w:t xml:space="preserve">Adekunle Adeniji summarised the draft, a translation of the prototype: the dashboard, the four-step create-order flow (request type, details, attachments, review and submit), save draft, lead times by furniture type, and the second journey.</w:t>
       </w:r>
     </w:p>
     <w:p>
@@ -1141,7 +1141,7 @@
           <w:sz w:val="20"/>
           <w:szCs w:val="20"/>
         </w:rPr>
-        <w:t xml:space="preserve">Mmenyene said the section should instead be a short product overview with a table of the features under test, what is evaluated in each (for submitting a request: the embedded checklist and pre-filled information) and the related task; the detailed journey is already in the session guide. She posted a sample layout in the chat. Warren and Qiuchen agreed; Qiuchen asked for a simple table rather than paragraphs.</w:t>
+        <w:t xml:space="preserve">Mmenyene said the section should instead be a short product overview with a table of the features under test, what is evaluated in each (for submitting a request: the embedded checklist and pre-filled information) and the related task; the detailed journey is already in the session guide. Mmenyene posted a sample layout in the chat. Warren and Qiuchen agreed; Qiuchen asked for a simple table rather than paragraphs.</w:t>
       </w:r>
     </w:p>
     <w:p>
@@ -1239,7 +1239,7 @@
           <w:sz w:val="20"/>
           <w:szCs w:val="20"/>
         </w:rPr>
-        <w:t xml:space="preserve">Mmenyene said Figma was for the other course’s assignment (submitted; AI use not permitted there) and recommended the HTML version for testing: more tasks remain to be built, Figma would take too long with Fuyang as builder, HTML shows changes more easily, and this course allows AI. Warren said a decision was needed immediately and that Cohen had also asked why Figma was used; Adekunle said Cohen had indicated he would email Kathryn about it (no outcome reported).</w:t>
+        <w:t xml:space="preserve">Mmenyene said Figma was for the other course’s assignment (submitted; AI use not permitted there) and recommended the HTML version for testing: more tasks remain to be built, Figma would take too long with Fuyang as builder, HTML shows changes more easily, and this course allows AI. Warren said a decision was needed immediately and that Cohen had also asked why Figma was used; Adekunle said Cohen had indicated an email to Kathryn about it (no outcome reported).</w:t>
       </w:r>
     </w:p>
     <w:p>
@@ -1275,7 +1275,7 @@
           <w:sz w:val="20"/>
           <w:szCs w:val="20"/>
         </w:rPr>
-        <w:t xml:space="preserve">Fuyang said he had been building the HTML version that day with his own AI agent, as he has no Figma Make credits for the rest of October. Alternatively, a team member with AI credits could feed all screens into Figma Make. He aimed to have a draft by the end of the next day (20 October).</w:t>
+        <w:t xml:space="preserve">Fuyang said the HTML version had been under construction that day using a personal AI agent, as Figma Make credits were unavailable for the rest of October. Alternatively, a team member with AI credits could feed all screens into Figma Make. The aim was a draft by the end of the next day (20 October).</w:t>
       </w:r>
     </w:p>
     <w:p>
@@ -1341,7 +1341,7 @@
           <w:sz w:val="20"/>
           <w:szCs w:val="20"/>
         </w:rPr>
-        <w:t xml:space="preserve"> Adekunle noted Cohen had promised AI credits and asked that, if he can provide only one, it go to Fuyang; Warren agreed Cohen should be reminded. No owner was named.</w:t>
+        <w:t xml:space="preserve"> Adekunle noted Cohen had promised AI credits and asked that, if only one can be provided, it go to Fuyang; Warren agreed Cohen should be reminded. No owner was named.</w:t>
       </w:r>
     </w:p>
     <w:p>
@@ -1439,7 +1439,7 @@
           <w:sz w:val="20"/>
           <w:szCs w:val="20"/>
         </w:rPr>
-        <w:t xml:space="preserve">Warren asked that participants not see the controller; Fuyang said they would if a screen is shared, since it sits in the interface, and later said participants could have access while being told there are four tasks. </w:t>
+        <w:t xml:space="preserve">Warren asked that participants not see the controller; Fuyang said they would if a screen is shared, and later said participants could have access while being told there are four tasks. </w:t>
       </w:r>
       <w:r>
         <w:rPr>
@@ -1491,7 +1491,7 @@
           <w:sz w:val="20"/>
           <w:szCs w:val="20"/>
         </w:rPr>
-        <w:t xml:space="preserve">Sessions are due to start on Wednesday 21 October (dependent on Cohen), so the pilot must run on Tuesday 20 October and everything must be ready that day. Warren said he is unavailable on 20 October (a town hall, then a work meeting); Mmenyene offered to run the pilot. </w:t>
+        <w:t xml:space="preserve">Sessions are due to start on Wednesday 21 October (dependent on Cohen), so the pilot must run on Tuesday 20 October and everything must be ready that day. Warren said 20 October was already full (a town hall, then a work meeting); Mmenyene offered to run the pilot. </w:t>
       </w:r>
       <w:r>
         <w:rPr>
@@ -1579,7 +1579,7 @@
           <w:sz w:val="20"/>
           <w:szCs w:val="20"/>
         </w:rPr>
-        <w:t xml:space="preserve">Warren questioned assumption 1 (newly appointed CMACs are unaware the service exists): there is no confirmed evidence, so he proposed “CMACs may vary in their familiarity with the furniture request process and the guidance available”. He approved assumption 2 (transparency and communication), which Qiuchen said comes from the old UAT. Mmenyene found assumption 4 (expectation management and delivery) unclear and read it as priority being chosen by users but not honoured by coordinators.</w:t>
+        <w:t xml:space="preserve">Warren questioned assumption 1 (newly appointed CMACs are unaware the service exists): there is no confirmed evidence, so Warren proposed “CMACs may vary in their familiarity with the furniture request process and the guidance available”. Warren approved assumption 2 (transparency and communication), which Qiuchen said comes from the old UAT. Mmenyene found assumption 4 (expectation management and delivery) unclear and read it as priority being chosen by users but not honoured by coordinators.</w:t>
       </w:r>
     </w:p>
     <w:p>
@@ -1755,7 +1755,7 @@
           <w:sz w:val="20"/>
           <w:szCs w:val="20"/>
         </w:rPr>
-        <w:t xml:space="preserve">1.10 Methodology (Anne-Marie’s section; she was absent)</w:t>
+        <w:t xml:space="preserve">1.10 Methodology (Anne-Marie’s section; Anne-Marie was absent)</w:t>
       </w:r>
     </w:p>
     <w:p>
@@ -1811,7 +1811,7 @@
           <w:sz w:val="20"/>
           <w:szCs w:val="20"/>
         </w:rPr>
-        <w:t xml:space="preserve"> Mmenyene asked whether think-aloud was ever agreed as the method; it came from brainstorming and guided her script, and Anne-Marie had been asked to propose the methodology. Qiuchen said it could work with one participant at a time sharing their screen, though she was unsure how much it would yield. </w:t>
+        <w:t xml:space="preserve"> Mmenyene asked whether think-aloud was ever agreed as the method; it came from brainstorming and guided the script Mmenyene wrote, and Anne-Marie had been asked to propose the methodology. Qiuchen said it could work with one participant at a time sharing their screen, though Qiuchen was unsure how much it would yield. </w:t>
       </w:r>
       <w:r>
         <w:rPr>
@@ -1923,7 +1923,7 @@
           <w:sz w:val="20"/>
           <w:szCs w:val="20"/>
         </w:rPr>
-        <w:t xml:space="preserve"> Warren said a pre-submission confidence question belongs inside the task and should be asked after completion, and that a score does not show whether participants understood the status, which is better measured by comparing what they expect to happen next with the intended next step. Qiuchen, Mmenyene and Warren agreed the team has no method to analyse confidence calibration and that it is premature for a low-fidelity prototype, though possibly useful later. Warren will rework these questions; whether the item is dropped was not stated. Mmenyene also noted several sections are repetitive, and Warren said parts are not aligned with the rubric; he will comment on the section for Anne-Marie.</w:t>
+        <w:t xml:space="preserve"> Warren said a pre-submission confidence question belongs inside the task and should be asked after completion, and that a score does not show whether participants understood the status, which is better measured by comparing what they expect to happen next with the intended next step. Qiuchen, Mmenyene and Warren agreed the team has no method to analyse confidence calibration and that it is premature for a low-fidelity prototype, though possibly useful later. Warren will rework these questions; whether the item is dropped was not stated. Mmenyene also noted several sections are repetitive, and Warren said parts are not aligned with the rubric; Warren will comment on the section for Anne-Marie.</w:t>
       </w:r>
     </w:p>
     <w:p>
@@ -1975,7 +1975,7 @@
           <w:sz w:val="20"/>
           <w:szCs w:val="20"/>
         </w:rPr>
-        <w:t xml:space="preserve">Mmenyene wrote the recruitment section herself that day (it had been assigned to Fuyang): Cohen, the project sponsor, facilitates recruitment through a pre-screening survey, and she gave him the candidates. Warren reviewed it and said it looked good; he had not seen it the night before.</w:t>
+        <w:t xml:space="preserve">Mmenyene wrote the recruitment section personally that day (it had been assigned to Fuyang): Cohen, the project sponsor, facilitates recruitment through a pre-screening survey, and Mmenyene gave Cohen the candidates. Warren reviewed it and said it looked good; Warren had not seen it the night before.</w:t>
       </w:r>
     </w:p>
     <w:p>
@@ -2047,7 +2047,7 @@
           <w:sz w:val="20"/>
           <w:szCs w:val="20"/>
         </w:rPr>
-        <w:t xml:space="preserve"> remaining items are usability materials (to be saved in the folder), pilot testing, the prototype (Fuyang), and scheduling in Cohen’s calendar, which waits for Cohen to supply participants. She sent Cohen the volunteer list, noting that some respondents may need assistance or more explanation.</w:t>
+        <w:t xml:space="preserve"> remaining items are usability materials (to be saved in the folder), pilot testing, the prototype (Fuyang), and scheduling in Cohen’s calendar, which waits for Cohen to supply participants. Mmenyene sent Cohen the volunteer list, noting that some respondents may need assistance or more explanation.</w:t>
       </w:r>
     </w:p>
     <w:p>
@@ -2075,7 +2075,7 @@
           <w:sz w:val="20"/>
           <w:szCs w:val="20"/>
         </w:rPr>
-        <w:t xml:space="preserve"> Warren said Adekunle must request access to recordings and transcripts each time. Mmenyene said she shared her recordings folder with everyone and suggested the scheduler, chair and scribes do the same each milestone. </w:t>
+        <w:t xml:space="preserve"> Warren said Adekunle must request access to recordings and transcripts each time. Mmenyene said the recordings folder had been shared with everyone and suggested the scheduler, chair and scribes do the same each milestone. </w:t>
       </w:r>
       <w:r>
         <w:rPr>
@@ -2093,7 +2093,7 @@
           <w:sz w:val="20"/>
           <w:szCs w:val="20"/>
         </w:rPr>
-        <w:t xml:space="preserve"> Warren will share his recordings folder with Adekunle and suggested everyone share theirs.</w:t>
+        <w:t xml:space="preserve"> Warren will share the recordings folder with Adekunle and suggested everyone share theirs.</w:t>
       </w:r>
     </w:p>
     <w:p>
@@ -2119,7 +2119,7 @@
           <w:sz w:val="20"/>
           <w:szCs w:val="20"/>
         </w:rPr>
-        <w:t xml:space="preserve">Warren framed the item: confirm what is being built, what is in scope and what each person completes next. He said Cohen had asked the team to understand the broader workflow and the information moving through it.</w:t>
+        <w:t xml:space="preserve">Warren framed the item: confirm what is being built, what is in scope and what each person completes next. Warren said Cohen had asked the team to understand the broader workflow and the information moving through it.</w:t>
       </w:r>
     </w:p>
     <w:p>
@@ -2257,7 +2257,7 @@
           <w:sz w:val="20"/>
           <w:szCs w:val="20"/>
         </w:rPr>
-        <w:t xml:space="preserve">Warren said everything should map back to the purpose of clarifying the furniture request process, and the team should keep drawing the boundary. He asked for questions; none were raised.</w:t>
+        <w:t xml:space="preserve">Warren said everything should map back to the purpose of clarifying the furniture request process, and asked for questions; none were raised.</w:t>
       </w:r>
     </w:p>
     <w:p>
@@ -2285,7 +2285,7 @@
           <w:sz w:val="20"/>
           <w:szCs w:val="20"/>
         </w:rPr>
-        <w:t xml:space="preserve"> Adekunle, the five pipeline stages and data ownership; Warren, sinks and value created; Anne-Marie, newly generated data and feedback loops; Fuyang, gaps, “leaks” (as transcribed) and feasibility; Mmenyene, scope and sources. Warren stressed the sections are connected (sources feed the pipeline, the pipeline supports the sinks, generated data informs improvement) and asked that dependencies be flagged early. He confirmed with Mmenyene that Snap Tracker and 1GX are deferred (red stickers). Mmenyene shared her source data with Adekunle during the session.</w:t>
+        <w:t xml:space="preserve"> Adekunle, the five pipeline stages and data ownership; Warren, sinks and value created; Anne-Marie, newly generated data and feedback loops; Fuyang, gaps, “leaks” (as transcribed) and feasibility; Mmenyene, scope and sources. Warren stressed the sections are connected (sources feed the pipeline, the pipeline supports the sinks, generated data informs improvement) and asked that dependencies be flagged early. Warren confirmed with Mmenyene that Snap Tracker and 1GX are deferred (red stickers). Mmenyene shared the source data with Adekunle during the session.</w:t>
       </w:r>
     </w:p>
     <w:p>
@@ -2331,7 +2331,7 @@
           <w:sz w:val="20"/>
           <w:szCs w:val="20"/>
         </w:rPr>
-        <w:t xml:space="preserve"> Mmenyene will convert the scope and boundary content into PowerPoint, with Fuyang on look and feel. On speaker notes, Warren said the assignment instructions encourage but do not require them and recommended using them to explain what the slides do not. Mmenyene emailed the instructor to clarify what “data ownership” means (she understands it as the business players) and will report back.</w:t>
+        <w:t xml:space="preserve"> Mmenyene will convert the scope and boundary content into PowerPoint, with Fuyang on look and feel. On speaker notes, Warren said the assignment instructions encourage but do not require them and recommended using them to explain what the slides do not. Mmenyene emailed the instructor to clarify what “data ownership” means (understood by Mmenyene as the business players) and will report back.</w:t>
       </w:r>
     </w:p>
     <w:p>
@@ -2387,7 +2387,7 @@
           <w:sz w:val="20"/>
           <w:szCs w:val="20"/>
         </w:rPr>
-        <w:t xml:space="preserve"> Mmenyene said the integrated plan puts sinks and the pipeline on Saturday; Warren said that is fine. Qiuchen cannot attend; Mmenyene can attend part of the day; Adekunle was unsure and will tell the team; Warren and Fuyang confirmed; Anne-Marie possibly. Mmenyene noted the team is behind on the pipeline-stages section, which had been due for review that day; Adekunle said his draft is in Miro. </w:t>
+        <w:t xml:space="preserve"> Mmenyene said the integrated plan puts sinks and the pipeline on Saturday; Warren said that is fine. Qiuchen cannot attend; Mmenyene can attend part of the day; Adekunle was unsure and will tell the team; Warren and Fuyang confirmed; Anne-Marie possibly. Mmenyene noted the team is behind on the pipeline-stages section, which had been due for review that day; Adekunle said the draft is in Miro. </w:t>
       </w:r>
       <w:r>
         <w:rPr>
@@ -2459,7 +2459,7 @@
           <w:sz w:val="20"/>
           <w:szCs w:val="20"/>
         </w:rPr>
-        <w:t xml:space="preserve">Warren asked Adekunle for the decision log for this meeting; Adekunle said he could provide it that night. Mmenyene asked that notes be saved in the Team shared folder rather than the chat; Adekunle agreed. Warren said his admin and working-session agendas are now in the Team shared folder.</w:t>
+        <w:t xml:space="preserve">Warren asked Adekunle for the decision log for this meeting; Adekunle said it could be provided that night. Mmenyene asked that notes be saved in the Team shared folder rather than the chat; Adekunle agreed. Warren said the admin and working-session agendas are now in the Team shared folder.</w:t>
       </w:r>
     </w:p>
     <w:p>
@@ -4502,7 +4502,7 @@
                 <w:sz w:val="19"/>
                 <w:szCs w:val="19"/>
               </w:rPr>
-              <w:t xml:space="preserve">Tell the team whether he can attend the Saturday 24 Oct working session</w:t>
+              <w:t xml:space="preserve">Tell the team whether attending the Saturday 24 Oct working session is possible</w:t>
             </w:r>
           </w:p>
         </w:tc>
@@ -5278,13 +5278,8 @@
           <w:sz w:val="20"/>
           <w:szCs w:val="20"/>
         </w:rPr>
-        <w:t xml:space="preserve">Usability test plan (class template; Team Dart › Shared › usability testing material) and Miro board; session schedule; Trello board; pre-screening survey and volunteer list sent to Cohen; interactive HTML and Figma prototypes; assignment rubric; data pipeline Miro board (scope, sources, ownership plan); product strategic vision board in Miro (due November).</w:t>
-      </w:r>
-    </w:p>
-    <w:p>
-      <w:pPr>
-        <w:spacing w:after="80"/>
-      </w:pPr>
+        <w:t xml:space="preserve">Usability test plan (Team Dart › Shared › usability testing material) and Miro board; session schedule; Trello board; volunteer list sent to Cohen; HTML and Figma prototypes; assignment rubric; data pipeline Miro board; product strategic vision board (due November).</w:t>
+      </w:r>
     </w:p>
     <w:p>
       <w:pPr>
@@ -5299,7 +5294,7 @@
           <w:sz w:val="18"/>
           <w:szCs w:val="18"/>
         </w:rPr>
-        <w:t xml:space="preserve">Transcription note: names and terms were normalised from the automatic transcript where the meaning was clear (for example, Fuyang Xu is addressed as “Felix” and Mmenyene Umana as “Nene”). The requester role appears as CMAC and CIMVHR and is written “CMAC”; the work-order system appears as “Words” and “Warts” and is written “work-order system”. The instructor “Hamilton” and the person emailed about data ownership are named only as transcribed. Please confirm.</w:t>
+        <w:t xml:space="preserve">Transcription note: names and terms were normalised where the meaning was clear (“Felix” is Fuyang Xu, “Nene” is Mmenyene Umana). CMAC and CIMVHR are written “CMAC”; “Words” and “Warts” are written “work-order system”; “Hamilton” is as transcribed. Please confirm.</w:t>
       </w:r>
     </w:p>
     <w:sectPr>
